--- a/Files/01 - Bereshis/02 - Noach/5785/Noach 5785.docx
+++ b/Files/01 - Bereshis/02 - Noach/5785/Noach 5785.docx
@@ -303,7 +303,7 @@
         <w:rPr>
           <w:rFonts w:ascii="Times New Roman" w:hAnsi="Times New Roman" w:cs="Times New Roman"/>
         </w:rPr>
-        <w:t xml:space="preserve"> started with the</w:t>
+        <w:t xml:space="preserve"> started with the </w:t>
       </w:r>
       <w:r>
         <w:rPr>
@@ -1729,7 +1729,7 @@
         <w:rPr>
           <w:rFonts w:ascii="Times New Roman" w:hAnsi="Times New Roman" w:cs="Times New Roman"/>
         </w:rPr>
-        <w:t>s clear now. That must have been your</w:t>
+        <w:t xml:space="preserve">s clear now. That must have been your </w:t>
       </w:r>
       <w:r>
         <w:rPr>
@@ -1855,7 +1855,7 @@
         <w:rPr>
           <w:rFonts w:ascii="Times New Roman" w:hAnsi="Times New Roman" w:cs="Times New Roman"/>
         </w:rPr>
-        <w:t>re saying, at least certainly</w:t>
+        <w:t xml:space="preserve">re saying, at least certainly </w:t>
       </w:r>
       <w:r>
         <w:rPr>

--- a/Files/01 - Bereshis/02 - Noach/5785/Noach 5785.docx
+++ b/Files/01 - Bereshis/02 - Noach/5785/Noach 5785.docx
@@ -303,7 +303,7 @@
         <w:rPr>
           <w:rFonts w:ascii="Times New Roman" w:hAnsi="Times New Roman" w:cs="Times New Roman"/>
         </w:rPr>
-        <w:t xml:space="preserve"> started with the </w:t>
+        <w:t xml:space="preserve"> started with the</w:t>
       </w:r>
       <w:r>
         <w:rPr>
@@ -1550,7 +1550,19 @@
         <w:rPr>
           <w:rFonts w:ascii="Times New Roman" w:hAnsi="Times New Roman" w:cs="Times New Roman"/>
         </w:rPr>
-        <w:t xml:space="preserve">“What a question, </w:t>
+        <w:t>“What a question</w:t>
+      </w:r>
+      <w:r>
+        <w:rPr>
+          <w:rFonts w:ascii="Times New Roman" w:hAnsi="Times New Roman" w:cs="Times New Roman"/>
+        </w:rPr>
+        <w:t>!</w:t>
+      </w:r>
+      <w:r>
+        <w:rPr>
+          <w:rFonts w:ascii="Times New Roman" w:hAnsi="Times New Roman" w:cs="Times New Roman"/>
+        </w:rPr>
+        <w:t xml:space="preserve"> </w:t>
       </w:r>
       <w:r>
         <w:rPr>
@@ -1623,13 +1635,19 @@
         <w:rPr>
           <w:rFonts w:ascii="Times New Roman" w:hAnsi="Times New Roman" w:cs="Times New Roman"/>
         </w:rPr>
+        <w:t>,</w:t>
+      </w:r>
+      <w:r>
+        <w:rPr>
+          <w:rFonts w:ascii="Times New Roman" w:hAnsi="Times New Roman" w:cs="Times New Roman"/>
+        </w:rPr>
         <w:t>”</w:t>
       </w:r>
       <w:r>
         <w:rPr>
           <w:rFonts w:ascii="Times New Roman" w:hAnsi="Times New Roman" w:cs="Times New Roman"/>
         </w:rPr>
-        <w:t xml:space="preserve">, answered the man. </w:t>
+        <w:t xml:space="preserve"> answered the man. </w:t>
       </w:r>
       <w:r>
         <w:rPr>
@@ -1647,13 +1665,19 @@
         <w:rPr>
           <w:rFonts w:ascii="Times New Roman" w:hAnsi="Times New Roman" w:cs="Times New Roman"/>
         </w:rPr>
+        <w:t>,</w:t>
+      </w:r>
+      <w:r>
+        <w:rPr>
+          <w:rFonts w:ascii="Times New Roman" w:hAnsi="Times New Roman" w:cs="Times New Roman"/>
+        </w:rPr>
         <w:t>”</w:t>
       </w:r>
       <w:r>
         <w:rPr>
           <w:rFonts w:ascii="Times New Roman" w:hAnsi="Times New Roman" w:cs="Times New Roman"/>
         </w:rPr>
-        <w:t xml:space="preserve">, said the </w:t>
+        <w:t xml:space="preserve"> said the </w:t>
       </w:r>
       <w:r>
         <w:rPr>
@@ -1729,7 +1753,7 @@
         <w:rPr>
           <w:rFonts w:ascii="Times New Roman" w:hAnsi="Times New Roman" w:cs="Times New Roman"/>
         </w:rPr>
-        <w:t xml:space="preserve">s clear now. That must have been your </w:t>
+        <w:t>s clear now. That must have been your</w:t>
       </w:r>
       <w:r>
         <w:rPr>
@@ -1855,7 +1879,7 @@
         <w:rPr>
           <w:rFonts w:ascii="Times New Roman" w:hAnsi="Times New Roman" w:cs="Times New Roman"/>
         </w:rPr>
-        <w:t xml:space="preserve">re saying, at least certainly </w:t>
+        <w:t>re saying, at least certainly</w:t>
       </w:r>
       <w:r>
         <w:rPr>

--- a/Files/01 - Bereshis/02 - Noach/5785/Noach 5785.docx
+++ b/Files/01 - Bereshis/02 - Noach/5785/Noach 5785.docx
@@ -303,7 +303,7 @@
         <w:rPr>
           <w:rFonts w:ascii="Times New Roman" w:hAnsi="Times New Roman" w:cs="Times New Roman"/>
         </w:rPr>
-        <w:t xml:space="preserve"> started with the</w:t>
+        <w:t xml:space="preserve"> started with the </w:t>
       </w:r>
       <w:r>
         <w:rPr>
@@ -1753,7 +1753,7 @@
         <w:rPr>
           <w:rFonts w:ascii="Times New Roman" w:hAnsi="Times New Roman" w:cs="Times New Roman"/>
         </w:rPr>
-        <w:t>s clear now. That must have been your</w:t>
+        <w:t xml:space="preserve">s clear now. That must have been your </w:t>
       </w:r>
       <w:r>
         <w:rPr>
@@ -1879,7 +1879,7 @@
         <w:rPr>
           <w:rFonts w:ascii="Times New Roman" w:hAnsi="Times New Roman" w:cs="Times New Roman"/>
         </w:rPr>
-        <w:t>re saying, at least certainly</w:t>
+        <w:t xml:space="preserve">re saying, at least certainly </w:t>
       </w:r>
       <w:r>
         <w:rPr>
